--- a/pizza-ontology/myPizza本体环境搭建.docx
+++ b/pizza-ontology/myPizza本体环境搭建.docx
@@ -3953,7 +3953,242 @@
           <w:rFonts w:hint="default"/>
           <w:lang w:val="en-US" w:eastAsia="zh-CN"/>
         </w:rPr>
-        <w:t>增加通用强制性约束：组件基数强制约束（一张披萨必备、不可缺失），任意披萨有且仅有 1 种饼底 Crust（Functional 对象属性 hasCrust exactly 1 Crust） 任意披萨必须存在基底酱料 / 白酱 / 无酱基底三类其一： 番茄基底披萨：hasSauce some TomatoSauce；不能完全无酱 白披萨（WhitePizza）：hasSauce some WhiteCreamSauce；禁止番茄酱 玛瑞纳拉 Marinara：允许番茄酱 + 无奶酪，属于特例 任意披萨至少含 1 种奶酪 Cheese（Marinara 除外，单独做例外公理） 配料 Topping 分为互斥三大家族：肉类 MeatTopping、蔬菜 VegetableTopping、水果 FruitTopping，三类互不相交 Disjoint；一张披萨可多类组合，但同一配料不能同时属于两类。</w:t>
+        <w:t>任意披萨有且仅有 1 种饼底 Crust（Functional 对象属性 hasCrust exactly 1 Crust） 任意披萨必须存在基底酱料 / 白酱 / 无酱基底三类其一： 番茄基底披萨：hasSauce some TomatoSauce；不能完全无酱 白披萨（WhitePizza）：hasSauce some WhiteCreamSauce；禁止番茄酱 玛瑞纳拉 Marinara：允许番茄酱 + 无奶酪，属于特例 任意披萨至少含 1 种奶酪 Cheese（Marinara 除外，单独做例外公理） 作为以下pizza本体中pizza类的约束</w:t>
+      </w:r>
+    </w:p>
+    <w:p>
+      <w:pPr>
+        <w:numPr>
+          <w:ilvl w:val="0"/>
+          <w:numId w:val="3"/>
+        </w:numPr>
+        <w:ind w:left="425" w:leftChars="0" w:hanging="425" w:firstLineChars="0"/>
+        <w:rPr>
+          <w:rFonts w:hint="default"/>
+          <w:lang w:val="en-US" w:eastAsia="zh-CN"/>
+        </w:rPr>
+      </w:pPr>
+      <w:r>
+        <w:rPr>
+          <w:rFonts w:hint="default"/>
+          <w:lang w:val="en-US" w:eastAsia="zh-CN"/>
+        </w:rPr>
+        <w:t>做以下修订：1. 新增无酱基底pizza类，和白披萨、番茄基底披萨、玛瑞纳拉并列，放到酱汁分类这个新的类里面；2. 中式披萨、全球其他流派披萨、意大利传统披萨、美式披萨都放在地域分类这个新类别里</w:t>
+      </w:r>
+    </w:p>
+    <w:p>
+      <w:pPr>
+        <w:numPr>
+          <w:ilvl w:val="0"/>
+          <w:numId w:val="3"/>
+        </w:numPr>
+        <w:ind w:left="425" w:leftChars="0" w:hanging="425" w:firstLineChars="0"/>
+        <w:rPr>
+          <w:rFonts w:hint="default"/>
+          <w:lang w:val="en-US" w:eastAsia="zh-CN"/>
+        </w:rPr>
+      </w:pPr>
+      <w:r>
+        <w:rPr>
+          <w:rFonts w:hint="default"/>
+          <w:lang w:val="en-US" w:eastAsia="zh-CN"/>
+        </w:rPr>
+        <w:t>因为VegetableTopping已经定义了Topping的范围，是否还需要定义配料范围</w:t>
+      </w:r>
+    </w:p>
+    <w:p>
+      <w:pPr>
+        <w:numPr>
+          <w:numId w:val="0"/>
+        </w:numPr>
+        <w:ind w:leftChars="0"/>
+        <w:rPr>
+          <w:rFonts w:hint="default"/>
+          <w:b/>
+          <w:bCs/>
+          <w:color w:val="0000FF"/>
+          <w:lang w:val="en-US" w:eastAsia="zh-CN"/>
+        </w:rPr>
+      </w:pPr>
+      <w:r>
+        <w:rPr>
+          <w:rFonts w:hint="eastAsia"/>
+          <w:b/>
+          <w:bCs/>
+          <w:color w:val="0000FF"/>
+          <w:lang w:val="en-US" w:eastAsia="zh-CN"/>
+        </w:rPr>
+        <w:t>构建流程：</w:t>
+      </w:r>
+    </w:p>
+    <w:p>
+      <w:pPr>
+        <w:numPr>
+          <w:ilvl w:val="0"/>
+          <w:numId w:val="9"/>
+        </w:numPr>
+        <w:ind w:left="425" w:leftChars="0" w:hanging="425" w:firstLineChars="0"/>
+        <w:rPr>
+          <w:rFonts w:hint="default"/>
+          <w:lang w:val="en-US" w:eastAsia="zh-CN"/>
+        </w:rPr>
+      </w:pPr>
+      <w:r>
+        <w:rPr>
+          <w:rFonts w:hint="eastAsia"/>
+          <w:lang w:val="en-US" w:eastAsia="zh-CN"/>
+        </w:rPr>
+        <w:t>看看</w:t>
+      </w:r>
+      <w:r>
+        <w:rPr>
+          <w:rFonts w:hint="default"/>
+          <w:lang w:val="en-US" w:eastAsia="zh-CN"/>
+        </w:rPr>
+        <w:t>下面的流程</w:t>
+      </w:r>
+      <w:r>
+        <w:rPr>
+          <w:rFonts w:hint="eastAsia"/>
+          <w:lang w:val="en-US" w:eastAsia="zh-CN"/>
+        </w:rPr>
+        <w:t>（豆包</w:t>
+      </w:r>
+      <w:r>
+        <w:rPr>
+          <w:rFonts w:hint="default"/>
+          <w:lang w:val="en-US" w:eastAsia="zh-CN"/>
+        </w:rPr>
+        <w:t>生成BPMN的文件</w:t>
+      </w:r>
+      <w:r>
+        <w:rPr>
+          <w:rFonts w:hint="eastAsia"/>
+          <w:lang w:val="en-US" w:eastAsia="zh-CN"/>
+        </w:rPr>
+        <w:t>），这个流程是否有问题，并且按照标准术语进行修复</w:t>
+      </w:r>
+    </w:p>
+    <w:p>
+      <w:pPr>
+        <w:numPr>
+          <w:ilvl w:val="0"/>
+          <w:numId w:val="9"/>
+        </w:numPr>
+        <w:ind w:left="425" w:leftChars="0" w:hanging="425" w:firstLineChars="0"/>
+        <w:rPr>
+          <w:rFonts w:hint="default"/>
+          <w:lang w:val="en-US" w:eastAsia="zh-CN"/>
+        </w:rPr>
+      </w:pPr>
+      <w:r>
+        <w:rPr>
+          <w:rFonts w:hint="eastAsia"/>
+          <w:lang w:val="en-US" w:eastAsia="zh-CN"/>
+        </w:rPr>
+        <w:t>把</w:t>
+      </w:r>
+      <w:r>
+        <w:rPr>
+          <w:rFonts w:ascii="Segoe UI" w:hAnsi="Segoe UI" w:eastAsia="Segoe UI" w:cs="Segoe UI"/>
+          <w:i w:val="0"/>
+          <w:iCs w:val="0"/>
+          <w:caps w:val="0"/>
+          <w:color w:val="0F1115"/>
+          <w:spacing w:val="0"/>
+          <w:sz w:val="19"/>
+          <w:szCs w:val="19"/>
+          <w:shd w:val="clear" w:fill="FFFFFF"/>
+        </w:rPr>
+        <w:t xml:space="preserve">Camunda </w:t>
+      </w:r>
+      <w:r>
+        <w:rPr>
+          <w:rFonts w:hint="eastAsia" w:ascii="Segoe UI" w:hAnsi="Segoe UI" w:eastAsia="宋体" w:cs="Segoe UI"/>
+          <w:i w:val="0"/>
+          <w:iCs w:val="0"/>
+          <w:caps w:val="0"/>
+          <w:color w:val="0F1115"/>
+          <w:spacing w:val="0"/>
+          <w:sz w:val="19"/>
+          <w:szCs w:val="19"/>
+          <w:shd w:val="clear" w:fill="FFFFFF"/>
+          <w:lang w:val="en-US" w:eastAsia="zh-CN"/>
+        </w:rPr>
+        <w:t>7</w:t>
+      </w:r>
+      <w:r>
+        <w:rPr>
+          <w:rFonts w:ascii="Segoe UI" w:hAnsi="Segoe UI" w:eastAsia="Segoe UI" w:cs="Segoe UI"/>
+          <w:i w:val="0"/>
+          <w:iCs w:val="0"/>
+          <w:caps w:val="0"/>
+          <w:color w:val="0F1115"/>
+          <w:spacing w:val="0"/>
+          <w:sz w:val="19"/>
+          <w:szCs w:val="19"/>
+          <w:shd w:val="clear" w:fill="FFFFFF"/>
+        </w:rPr>
+        <w:t>版本</w:t>
+      </w:r>
+      <w:r>
+        <w:rPr>
+          <w:rFonts w:hint="eastAsia" w:ascii="Segoe UI" w:hAnsi="Segoe UI" w:eastAsia="宋体" w:cs="Segoe UI"/>
+          <w:i w:val="0"/>
+          <w:iCs w:val="0"/>
+          <w:caps w:val="0"/>
+          <w:color w:val="0F1115"/>
+          <w:spacing w:val="0"/>
+          <w:sz w:val="19"/>
+          <w:szCs w:val="19"/>
+          <w:shd w:val="clear" w:fill="FFFFFF"/>
+          <w:lang w:val="en-US" w:eastAsia="zh-CN"/>
+        </w:rPr>
+        <w:t>的bpmn改为</w:t>
+      </w:r>
+      <w:r>
+        <w:rPr>
+          <w:rFonts w:ascii="Segoe UI" w:hAnsi="Segoe UI" w:eastAsia="Segoe UI" w:cs="Segoe UI"/>
+          <w:i w:val="0"/>
+          <w:iCs w:val="0"/>
+          <w:caps w:val="0"/>
+          <w:color w:val="0F1115"/>
+          <w:spacing w:val="0"/>
+          <w:sz w:val="19"/>
+          <w:szCs w:val="19"/>
+          <w:shd w:val="clear" w:fill="FFFFFF"/>
+        </w:rPr>
+        <w:t>Camunda 8版本</w:t>
+      </w:r>
+      <w:r>
+        <w:rPr>
+          <w:rFonts w:hint="eastAsia" w:ascii="Segoe UI" w:hAnsi="Segoe UI" w:eastAsia="宋体" w:cs="Segoe UI"/>
+          <w:i w:val="0"/>
+          <w:iCs w:val="0"/>
+          <w:caps w:val="0"/>
+          <w:color w:val="0F1115"/>
+          <w:spacing w:val="0"/>
+          <w:sz w:val="19"/>
+          <w:szCs w:val="19"/>
+          <w:shd w:val="clear" w:fill="FFFFFF"/>
+          <w:lang w:eastAsia="zh-CN"/>
+        </w:rPr>
+        <w:t>，保留原来的图形元素，给出完整文件，</w:t>
+      </w:r>
+      <w:r>
+        <w:rPr>
+          <w:rFonts w:hint="eastAsia" w:ascii="Segoe UI" w:hAnsi="Segoe UI" w:eastAsia="宋体" w:cs="Segoe UI"/>
+          <w:i w:val="0"/>
+          <w:iCs w:val="0"/>
+          <w:caps w:val="0"/>
+          <w:color w:val="0F1115"/>
+          <w:spacing w:val="0"/>
+          <w:sz w:val="19"/>
+          <w:szCs w:val="19"/>
+          <w:shd w:val="clear" w:fill="FFFFFF"/>
+          <w:lang w:val="en-US" w:eastAsia="zh-CN"/>
+        </w:rPr>
+        <w:t>并且把任务assign给demo这个用户</w:t>
       </w:r>
       <w:bookmarkStart w:id="0" w:name="_GoBack"/>
       <w:bookmarkEnd w:id="0"/>
@@ -4303,6 +4538,24 @@
     </w:lvl>
   </w:abstractNum>
   <w:abstractNum w:abstractNumId="2">
+    <w:nsid w:val="E1084C39"/>
+    <w:multiLevelType w:val="singleLevel"/>
+    <w:tmpl w:val="E1084C39"/>
+    <w:lvl w:ilvl="0" w:tentative="0">
+      <w:start w:val="1"/>
+      <w:numFmt w:val="decimal"/>
+      <w:lvlText w:val="(%1)"/>
+      <w:lvlJc w:val="left"/>
+      <w:pPr>
+        <w:ind w:left="425" w:hanging="425"/>
+      </w:pPr>
+      <w:rPr>
+        <w:rFonts w:hint="default"/>
+        <w:color w:val="auto"/>
+      </w:rPr>
+    </w:lvl>
+  </w:abstractNum>
+  <w:abstractNum w:abstractNumId="3">
     <w:nsid w:val="0AF6FAA5"/>
     <w:multiLevelType w:val="multilevel"/>
     <w:tmpl w:val="0AF6FAA5"/>
@@ -4451,7 +4704,7 @@
       </w:rPr>
     </w:lvl>
   </w:abstractNum>
-  <w:abstractNum w:abstractNumId="3">
+  <w:abstractNum w:abstractNumId="4">
     <w:nsid w:val="0EDF9FC2"/>
     <w:multiLevelType w:val="singleLevel"/>
     <w:tmpl w:val="0EDF9FC2"/>
@@ -4471,7 +4724,7 @@
       </w:rPr>
     </w:lvl>
   </w:abstractNum>
-  <w:abstractNum w:abstractNumId="4">
+  <w:abstractNum w:abstractNumId="5">
     <w:nsid w:val="3EEE3373"/>
     <w:multiLevelType w:val="multilevel"/>
     <w:tmpl w:val="3EEE3373"/>
@@ -4620,7 +4873,7 @@
       </w:rPr>
     </w:lvl>
   </w:abstractNum>
-  <w:abstractNum w:abstractNumId="5">
+  <w:abstractNum w:abstractNumId="6">
     <w:nsid w:val="4302BA65"/>
     <w:multiLevelType w:val="singleLevel"/>
     <w:tmpl w:val="4302BA65"/>
@@ -4638,7 +4891,7 @@
       </w:rPr>
     </w:lvl>
   </w:abstractNum>
-  <w:abstractNum w:abstractNumId="6">
+  <w:abstractNum w:abstractNumId="7">
     <w:nsid w:val="43AD819C"/>
     <w:multiLevelType w:val="multilevel"/>
     <w:tmpl w:val="43AD819C"/>
@@ -4752,7 +5005,7 @@
       </w:rPr>
     </w:lvl>
   </w:abstractNum>
-  <w:abstractNum w:abstractNumId="7">
+  <w:abstractNum w:abstractNumId="8">
     <w:nsid w:val="737556B6"/>
     <w:multiLevelType w:val="multilevel"/>
     <w:tmpl w:val="737556B6"/>
@@ -4905,25 +5158,28 @@
     <w:abstractNumId w:val="0"/>
   </w:num>
   <w:num w:numId="2">
+    <w:abstractNumId w:val="7"/>
+  </w:num>
+  <w:num w:numId="3">
     <w:abstractNumId w:val="6"/>
   </w:num>
-  <w:num w:numId="3">
-    <w:abstractNumId w:val="5"/>
-  </w:num>
   <w:num w:numId="4">
-    <w:abstractNumId w:val="7"/>
+    <w:abstractNumId w:val="8"/>
   </w:num>
   <w:num w:numId="5">
-    <w:abstractNumId w:val="4"/>
+    <w:abstractNumId w:val="5"/>
   </w:num>
   <w:num w:numId="6">
     <w:abstractNumId w:val="1"/>
   </w:num>
   <w:num w:numId="7">
-    <w:abstractNumId w:val="2"/>
+    <w:abstractNumId w:val="3"/>
   </w:num>
   <w:num w:numId="8">
-    <w:abstractNumId w:val="3"/>
+    <w:abstractNumId w:val="4"/>
+  </w:num>
+  <w:num w:numId="9">
+    <w:abstractNumId w:val="2"/>
   </w:num>
 </w:numbering>
 </file>

--- a/pizza-ontology/myPizza本体环境搭建.docx
+++ b/pizza-ontology/myPizza本体环境搭建.docx
@@ -3999,6 +3999,47 @@
     <w:p>
       <w:pPr>
         <w:numPr>
+          <w:ilvl w:val="0"/>
+          <w:numId w:val="3"/>
+        </w:numPr>
+        <w:ind w:left="425" w:leftChars="0" w:hanging="425" w:firstLineChars="0"/>
+        <w:rPr>
+          <w:rFonts w:hint="default"/>
+          <w:lang w:val="en-US" w:eastAsia="zh-CN"/>
+        </w:rPr>
+      </w:pPr>
+      <w:r>
+        <w:rPr>
+          <w:rFonts w:hint="default"/>
+          <w:lang w:val="en-US" w:eastAsia="zh-CN"/>
+        </w:rPr>
+        <w:t>下面这个披萨组件的本体中，有个属性是“状态“，这个状态有两个值，一个值是”可用“，一个值是”不可用“，当为可用的时候，其他的属性才有效（比如价格为0表示真实免费），如果是不可用的时候，其他的属性值都无效（比如价格为0表示数据不可用），按照上面价格的设计方式，修改供应商、保质期、批次、进货日期几个属性，并增加一个存量（表示还剩多少个体）的属性，确保如果某个个体属于披萨组件，那么它必须具备这些属性</w:t>
+      </w:r>
+    </w:p>
+    <w:p>
+      <w:pPr>
+        <w:numPr>
+          <w:ilvl w:val="0"/>
+          <w:numId w:val="3"/>
+        </w:numPr>
+        <w:ind w:left="425" w:leftChars="0" w:hanging="425" w:firstLineChars="0"/>
+        <w:rPr>
+          <w:rFonts w:hint="default"/>
+          <w:lang w:val="en-US" w:eastAsia="zh-CN"/>
+        </w:rPr>
+      </w:pPr>
+      <w:r>
+        <w:rPr>
+          <w:rFonts w:hint="default"/>
+          <w:lang w:val="en-US" w:eastAsia="zh-CN"/>
+        </w:rPr>
+        <w:t>不是为6个业务属性增加对应的有效性标记属性（is...Valid），而是大家都共用status这个属性，这个属性的可用和不可用，代表其他6个属性是“真正有效值”还是“缺失占位值”。</w:t>
+      </w:r>
+    </w:p>
+    <w:p>
+      <w:pPr>
+        <w:numPr>
+          <w:ilvl w:val="0"/>
           <w:numId w:val="0"/>
         </w:numPr>
         <w:ind w:leftChars="0"/>
@@ -4068,6 +4109,8 @@
         </w:rPr>
         <w:t>），这个流程是否有问题，并且按照标准术语进行修复</w:t>
       </w:r>
+      <w:bookmarkStart w:id="0" w:name="_GoBack"/>
+      <w:bookmarkEnd w:id="0"/>
     </w:p>
     <w:p>
       <w:pPr>
@@ -4190,8 +4233,6 @@
         </w:rPr>
         <w:t>并且把任务assign给demo这个用户</w:t>
       </w:r>
-      <w:bookmarkStart w:id="0" w:name="_GoBack"/>
-      <w:bookmarkEnd w:id="0"/>
     </w:p>
     <w:sectPr>
       <w:footerReference r:id="rId3" w:type="default"/>

--- a/pizza-ontology/myPizza本体环境搭建.docx
+++ b/pizza-ontology/myPizza本体环境搭建.docx
@@ -35,14 +35,7 @@
           <w:rFonts w:hint="eastAsia"/>
           <w:lang w:val="en-US" w:eastAsia="zh-CN"/>
         </w:rPr>
-        <w:t>在Protege-5.6.9中加载本体文件：myPizza.owl（主要本体）、pizza-components.owl（披萨组件本体）、pizza-terminology.ttl（披萨的标准词库，Turtle (Terse RDF Triple Language)格式</w:t>
-      </w:r>
-      <w:r>
-        <w:rPr>
-          <w:rFonts w:hint="eastAsia"/>
-          <w:lang w:val="en-US" w:eastAsia="zh-CN"/>
-        </w:rPr>
-        <w:t>）、pizza-swrl.ttl（披萨的规则库），这些文件在ultraEdit中编辑。</w:t>
+        <w:t>在Protege-5.6.9中加载本体文件：myPizza.owl（主要本体）、pizza-components.owl（披萨组件本体）、pizza-terminology.ttl（披萨的标准词库，Turtle (Terse RDF Triple Language)格式）、pizza-swrl.ttl（披萨的规则库），这些文件在ultraEdit中编辑。</w:t>
       </w:r>
     </w:p>
     <w:p>
@@ -201,13 +194,7 @@
           <w:rFonts w:hint="eastAsia"/>
           <w:lang w:val="en-US" w:eastAsia="zh-CN"/>
         </w:rPr>
-        <w:t>创建ontop.properties、pizza-price.obda配置文件，启动ontop端点，</w:t>
-      </w:r>
-      <w:r>
-        <w:rPr>
-          <w:rFonts w:hint="eastAsia"/>
-        </w:rPr>
-        <w:t>D:\work\Ontology\pizza-ontology&gt;..\ontop-cli-5.5.0\ontop endpoint --properties=ontop.properties -m pizza-price.obda</w:t>
+        <w:t>创建ontop.properties、pizza-price.obda配置文件，启动ontop端点，..\ontop-cli-5.5.0\ontop endpoint --properties=ontop.properties -m myPizza.obda</w:t>
       </w:r>
       <w:r>
         <w:rPr>
@@ -261,6 +248,8 @@
         </w:rPr>
         <w:t>访问http://localhost:3030/#/，把owl和ttl文件加载进去（只需要加载一次），可用验证本体搜索和本体数据库的操作</w:t>
       </w:r>
+      <w:bookmarkStart w:id="0" w:name="_GoBack"/>
+      <w:bookmarkEnd w:id="0"/>
     </w:p>
     <w:p>
       <w:pPr>
@@ -530,8 +519,6 @@
         </w:rPr>
         <w:t>{</w:t>
       </w:r>
-      <w:bookmarkStart w:id="0" w:name="_GoBack"/>
-      <w:bookmarkEnd w:id="0"/>
     </w:p>
     <w:p>
       <w:pPr>
@@ -657,6 +644,7 @@
     <w:p>
       <w:pPr>
         <w:numPr>
+          <w:ilvl w:val="0"/>
           <w:numId w:val="0"/>
         </w:numPr>
         <w:ind w:left="420" w:leftChars="0" w:firstLine="420" w:firstLineChars="0"/>

--- a/pizza-ontology/myPizza本体环境搭建.docx
+++ b/pizza-ontology/myPizza本体环境搭建.docx
@@ -15,7 +15,23 @@
           <w:rFonts w:hint="eastAsia"/>
           <w:lang w:val="en-US" w:eastAsia="zh-CN"/>
         </w:rPr>
-        <w:t>安装jdk-26_windows-x64_bin、mysql-installer-community-8.0.46.0、apache-jena-fuseki-6.1.0（SPARQL和OWL的验证和运行工具）、mysql-connector-j-9.6.0（jdbc驱动）、ontop-cli-5.5.0（数据库和本体的映射工具）、apache-maven-3.9.16-bin（可选，为了解决SWRL在Protege中不能加载的问题，主要是通过调用JenaSWRLValidator.java校验SWRL的语法正确性）、camunda8-getting-started-bundle-8.10.0-alpha2-windows-x86_64（BPMN的开发和验证工具）</w:t>
+        <w:t>安装jdk-26_windows-x64_bin、mysql-installer-community-8.0.46.0、apache-jena-fuseki-6.1.0（SPARQL和OWL的验证和运行工具）、apache-jena-6.1.0（本体命令行工具）、mysql-connector-j-9.6.0（jdbc驱动）、ontop-cli-5.5.0（数据库和本体的映射工具）、apache-maven-3.9.16-bin（可选，为了解决SWRL在Protege中不能加载的问题，主要是通过调用JenaSWRLValidator.java校验SWRL的语法正确性）、camunda8-getting-started-bundle-8.10.0-alpha2-windows-x86_64（BPMN的开发和验证工具）</w:t>
+      </w:r>
+    </w:p>
+    <w:p>
+      <w:pPr>
+        <w:numPr>
+          <w:ilvl w:val="0"/>
+          <w:numId w:val="1"/>
+        </w:numPr>
+        <w:ind w:left="425" w:leftChars="0" w:hanging="425" w:firstLineChars="0"/>
+      </w:pPr>
+      <w:r>
+        <w:rPr>
+          <w:rFonts w:hint="eastAsia"/>
+          <w:lang w:val="en-US" w:eastAsia="zh-CN"/>
+        </w:rPr>
+        <w:t>设置JENA_HOME为D:\work\Ontology\apache-jena-6.1.0，PATH中增加D:\work\Ontology\apache-jena-6.1.0\bat，确保命令行中sparql可以直接执行</w:t>
       </w:r>
     </w:p>
     <w:p>
@@ -248,8 +264,6 @@
         </w:rPr>
         <w:t>访问http://localhost:3030/#/，把owl和ttl文件加载进去（只需要加载一次），可用验证本体搜索和本体数据库的操作</w:t>
       </w:r>
-      <w:bookmarkStart w:id="0" w:name="_GoBack"/>
-      <w:bookmarkEnd w:id="0"/>
     </w:p>
     <w:p>
       <w:pPr>
@@ -645,22 +659,110 @@
       <w:pPr>
         <w:numPr>
           <w:ilvl w:val="0"/>
-          <w:numId w:val="0"/>
-        </w:numPr>
-        <w:ind w:left="420" w:leftChars="0" w:firstLine="420" w:firstLineChars="0"/>
-        <w:rPr>
-          <w:rFonts w:hint="eastAsia" w:ascii="Segoe UI" w:hAnsi="Segoe UI" w:eastAsia="宋体" w:cs="Segoe UI"/>
-          <w:i w:val="0"/>
-          <w:iCs w:val="0"/>
-          <w:caps w:val="0"/>
-          <w:color w:val="0F1115"/>
-          <w:spacing w:val="0"/>
-          <w:sz w:val="19"/>
-          <w:szCs w:val="19"/>
-          <w:shd w:val="clear" w:fill="FFFFFF"/>
-          <w:lang w:val="en-US" w:eastAsia="zh-CN"/>
-        </w:rPr>
-      </w:pPr>
+          <w:numId w:val="1"/>
+        </w:numPr>
+        <w:ind w:left="425" w:leftChars="0" w:hanging="425" w:firstLineChars="0"/>
+        <w:rPr>
+          <w:rFonts w:hint="eastAsia" w:ascii="Segoe UI" w:hAnsi="Segoe UI" w:eastAsia="宋体" w:cs="Segoe UI"/>
+          <w:i w:val="0"/>
+          <w:iCs w:val="0"/>
+          <w:caps w:val="0"/>
+          <w:color w:val="0F1115"/>
+          <w:spacing w:val="0"/>
+          <w:sz w:val="19"/>
+          <w:szCs w:val="19"/>
+          <w:shd w:val="clear" w:fill="FFFFFF"/>
+          <w:lang w:val="en-US" w:eastAsia="zh-CN"/>
+        </w:rPr>
+      </w:pPr>
+      <w:r>
+        <w:rPr>
+          <w:rFonts w:hint="eastAsia" w:ascii="Segoe UI" w:hAnsi="Segoe UI" w:eastAsia="宋体" w:cs="Segoe UI"/>
+          <w:i w:val="0"/>
+          <w:iCs w:val="0"/>
+          <w:caps w:val="0"/>
+          <w:color w:val="0F1115"/>
+          <w:spacing w:val="0"/>
+          <w:sz w:val="19"/>
+          <w:szCs w:val="19"/>
+          <w:shd w:val="clear" w:fill="FFFFFF"/>
+          <w:lang w:val="en-US" w:eastAsia="zh-CN"/>
+        </w:rPr>
+        <w:t>编译：mvn clean compile，然后运行D:\work\Ontology\pizza-ontology\utilities&gt;java -cp "target\classes;D:\work\Ontology\apache-jena-6.1.0\lib\*" GenericOntologyQuery -o ../myPizza.owl -s http://example.org/pizza/NeapolitanPizza -p http://example.org/pizza/hasProcessStep,http://example.org/pizza/process/Task_DoughMix,http://example.org/pizza/process/duration</w:t>
+      </w:r>
+      <w:bookmarkStart w:id="0" w:name="_GoBack"/>
+      <w:bookmarkEnd w:id="0"/>
+    </w:p>
+    <w:p>
+      <w:pPr>
+        <w:numPr>
+          <w:ilvl w:val="0"/>
+          <w:numId w:val="1"/>
+        </w:numPr>
+        <w:ind w:left="425" w:leftChars="0" w:hanging="425" w:firstLineChars="0"/>
+        <w:rPr>
+          <w:rFonts w:hint="eastAsia" w:ascii="Segoe UI" w:hAnsi="Segoe UI" w:eastAsia="宋体" w:cs="Segoe UI"/>
+          <w:i w:val="0"/>
+          <w:iCs w:val="0"/>
+          <w:caps w:val="0"/>
+          <w:color w:val="0F1115"/>
+          <w:spacing w:val="0"/>
+          <w:sz w:val="19"/>
+          <w:szCs w:val="19"/>
+          <w:shd w:val="clear" w:fill="FFFFFF"/>
+          <w:lang w:val="en-US" w:eastAsia="zh-CN"/>
+        </w:rPr>
+      </w:pPr>
+      <w:r>
+        <w:rPr>
+          <w:rFonts w:hint="eastAsia" w:ascii="Segoe UI" w:hAnsi="Segoe UI" w:eastAsia="宋体" w:cs="Segoe UI"/>
+          <w:i w:val="0"/>
+          <w:iCs w:val="0"/>
+          <w:caps w:val="0"/>
+          <w:color w:val="0F1115"/>
+          <w:spacing w:val="0"/>
+          <w:sz w:val="19"/>
+          <w:szCs w:val="19"/>
+          <w:shd w:val="clear" w:fill="FFFFFF"/>
+          <w:lang w:val="en-US" w:eastAsia="zh-CN"/>
+        </w:rPr>
+        <w:t>上述输入参数-i后面不是输出NeapolitanPizza所有的属性，而是输出面团原料准备与揉制工艺的操作时长</w:t>
+      </w:r>
+    </w:p>
+    <w:p>
+      <w:pPr>
+        <w:numPr>
+          <w:ilvl w:val="0"/>
+          <w:numId w:val="1"/>
+        </w:numPr>
+        <w:ind w:left="425" w:leftChars="0" w:hanging="425" w:firstLineChars="0"/>
+        <w:rPr>
+          <w:rFonts w:hint="eastAsia" w:ascii="Segoe UI" w:hAnsi="Segoe UI" w:eastAsia="宋体" w:cs="Segoe UI"/>
+          <w:i w:val="0"/>
+          <w:iCs w:val="0"/>
+          <w:caps w:val="0"/>
+          <w:color w:val="0F1115"/>
+          <w:spacing w:val="0"/>
+          <w:sz w:val="19"/>
+          <w:szCs w:val="19"/>
+          <w:shd w:val="clear" w:fill="FFFFFF"/>
+          <w:lang w:val="en-US" w:eastAsia="zh-CN"/>
+        </w:rPr>
+      </w:pPr>
+      <w:r>
+        <w:rPr>
+          <w:rFonts w:ascii="Segoe UI" w:hAnsi="Segoe UI" w:eastAsia="Segoe UI" w:cs="Segoe UI"/>
+          <w:i w:val="0"/>
+          <w:iCs w:val="0"/>
+          <w:caps w:val="0"/>
+          <w:color w:val="0F1115"/>
+          <w:spacing w:val="0"/>
+          <w:sz w:val="19"/>
+          <w:szCs w:val="19"/>
+          <w:shd w:val="clear" w:fill="EDF3FE"/>
+        </w:rPr>
+        <w:t>myPizza.owl是主要的披萨本体，NeapolitanPizza的定义在这个本体中，应该从这个本体中查找其关联的工艺的操作时长</w:t>
+      </w:r>
     </w:p>
     <w:sectPr>
       <w:pgSz w:w="11906" w:h="16838"/>

--- a/pizza-ontology/myPizza本体环境搭建.docx
+++ b/pizza-ontology/myPizza本体环境搭建.docx
@@ -210,7 +210,16 @@
           <w:rFonts w:hint="eastAsia"/>
           <w:lang w:val="en-US" w:eastAsia="zh-CN"/>
         </w:rPr>
-        <w:t>创建ontop.properties、pizza-price.obda配置文件，启动ontop端点，..\ontop-cli-5.5.0\ontop endpoint --properties=ontop.properties -m myPizza.obda</w:t>
+        <w:t>创建ontop.properties、pizza-price.obda配置文件，启动ontop端点，D:\work\Ontology\ontop-cli-5.5.0\ontop</w:t>
+      </w:r>
+      <w:bookmarkStart w:id="0" w:name="_GoBack"/>
+      <w:bookmarkEnd w:id="0"/>
+      <w:r>
+        <w:rPr>
+          <w:rFonts w:hint="eastAsia"/>
+          <w:lang w:val="en-US" w:eastAsia="zh-CN"/>
+        </w:rPr>
+        <w:t xml:space="preserve"> endpoint --properties=myPizza.properties -m myPizza.obda</w:t>
       </w:r>
       <w:r>
         <w:rPr>
@@ -690,8 +699,6 @@
         </w:rPr>
         <w:t>编译：mvn clean compile，然后运行D:\work\Ontology\pizza-ontology\utilities&gt;java -cp "target\classes;D:\work\Ontology\apache-jena-6.1.0\lib\*" GenericOntologyQuery -o ../myPizza.owl -s http://example.org/pizza/NeapolitanPizza -p http://example.org/pizza/hasProcessStep,http://example.org/pizza/process/Task_DoughMix,http://example.org/pizza/process/duration</w:t>
       </w:r>
-      <w:bookmarkStart w:id="0" w:name="_GoBack"/>
-      <w:bookmarkEnd w:id="0"/>
     </w:p>
     <w:p>
       <w:pPr>
@@ -906,10 +913,10 @@
     <w:lsdException w:unhideWhenUsed="0" w:uiPriority="0" w:semiHidden="0" w:name="HTML Acronym"/>
     <w:lsdException w:unhideWhenUsed="0" w:uiPriority="0" w:semiHidden="0" w:name="HTML Address"/>
     <w:lsdException w:unhideWhenUsed="0" w:uiPriority="0" w:semiHidden="0" w:name="HTML Cite"/>
-    <w:lsdException w:unhideWhenUsed="0" w:uiPriority="0" w:semiHidden="0" w:name="HTML Code"/>
+    <w:lsdException w:qFormat="1" w:unhideWhenUsed="0" w:uiPriority="0" w:semiHidden="0" w:name="HTML Code"/>
     <w:lsdException w:unhideWhenUsed="0" w:uiPriority="0" w:semiHidden="0" w:name="HTML Definition"/>
     <w:lsdException w:unhideWhenUsed="0" w:uiPriority="0" w:semiHidden="0" w:name="HTML Keyboard"/>
-    <w:lsdException w:unhideWhenUsed="0" w:uiPriority="0" w:semiHidden="0" w:name="HTML Preformatted"/>
+    <w:lsdException w:qFormat="1" w:unhideWhenUsed="0" w:uiPriority="0" w:semiHidden="0" w:name="HTML Preformatted"/>
     <w:lsdException w:unhideWhenUsed="0" w:uiPriority="0" w:semiHidden="0" w:name="HTML Sample"/>
     <w:lsdException w:unhideWhenUsed="0" w:uiPriority="0" w:semiHidden="0" w:name="HTML Typewriter"/>
     <w:lsdException w:unhideWhenUsed="0" w:uiPriority="0" w:semiHidden="0" w:name="HTML Variable"/>
@@ -1119,6 +1126,7 @@
   <w:style w:type="paragraph" w:styleId="3">
     <w:name w:val="HTML Preformatted"/>
     <w:basedOn w:val="1"/>
+    <w:qFormat/>
     <w:uiPriority w:val="0"/>
     <w:pPr>
       <w:tabs>
@@ -1162,6 +1170,7 @@
   <w:style w:type="character" w:styleId="7">
     <w:name w:val="HTML Code"/>
     <w:basedOn w:val="5"/>
+    <w:qFormat/>
     <w:uiPriority w:val="0"/>
     <w:rPr>
       <w:rFonts w:ascii="Courier New" w:hAnsi="Courier New"/>

--- a/pizza-ontology/myPizza本体环境搭建.docx
+++ b/pizza-ontology/myPizza本体环境搭建.docx
@@ -210,55 +210,48 @@
           <w:rFonts w:hint="eastAsia"/>
           <w:lang w:val="en-US" w:eastAsia="zh-CN"/>
         </w:rPr>
-        <w:t>创建ontop.properties、pizza-price.obda配置文件，启动ontop端点，D:\work\Ontology\ontop-cli-5.5.0\ontop</w:t>
+        <w:t>创建ontop.properties、pizza-price.obda配置文件，启动ontop端点，D:\work\Ontology\ontop-cli-5.5.0\ontop endpoint --properties=myPizza.properties -m myPizza.obda</w:t>
+      </w:r>
+      <w:r>
+        <w:rPr>
+          <w:rFonts w:hint="eastAsia"/>
+          <w:lang w:eastAsia="zh-CN"/>
+        </w:rPr>
+        <w:t>，</w:t>
+      </w:r>
+      <w:r>
+        <w:rPr>
+          <w:rFonts w:hint="eastAsia"/>
+          <w:lang w:val="en-US" w:eastAsia="zh-CN"/>
+        </w:rPr>
+        <w:t>访问http://localhost:8080/，可以输入查询的SPARQL语言，生成查询结果，可用验证SPARQL到SQL转换的正确性（后台任务，不可见）</w:t>
+      </w:r>
+    </w:p>
+    <w:p>
+      <w:pPr>
+        <w:numPr>
+          <w:ilvl w:val="0"/>
+          <w:numId w:val="1"/>
+        </w:numPr>
+        <w:ind w:left="425" w:leftChars="0" w:hanging="425" w:firstLineChars="0"/>
+      </w:pPr>
+      <w:r>
+        <w:rPr>
+          <w:rFonts w:hint="eastAsia"/>
+          <w:lang w:val="en-US" w:eastAsia="zh-CN"/>
+        </w:rPr>
+        <w:t>启动Jena-fuseki，</w:t>
+      </w:r>
+      <w:r>
+        <w:rPr>
+          <w:rFonts w:hint="eastAsia"/>
+          <w:b/>
+          <w:bCs/>
+        </w:rPr>
+        <w:t>D:\work\Ontology\ontop-cli-5.5.0\ontop endpoint --properties=myPizza.properties -m myPizza.obda -t D:/work/Ontology/pizza-ontology/ontology/pizza-all.owl</w:t>
       </w:r>
       <w:bookmarkStart w:id="0" w:name="_GoBack"/>
       <w:bookmarkEnd w:id="0"/>
-      <w:r>
-        <w:rPr>
-          <w:rFonts w:hint="eastAsia"/>
-          <w:lang w:val="en-US" w:eastAsia="zh-CN"/>
-        </w:rPr>
-        <w:t xml:space="preserve"> endpoint --properties=myPizza.properties -m myPizza.obda</w:t>
-      </w:r>
-      <w:r>
-        <w:rPr>
-          <w:rFonts w:hint="eastAsia"/>
-          <w:lang w:eastAsia="zh-CN"/>
-        </w:rPr>
-        <w:t>，</w:t>
-      </w:r>
-      <w:r>
-        <w:rPr>
-          <w:rFonts w:hint="eastAsia"/>
-          <w:lang w:val="en-US" w:eastAsia="zh-CN"/>
-        </w:rPr>
-        <w:t>访问http://localhost:8080/，可以输入查询的SPARQL语言，生成查询结果，可用验证SPARQL到SQL转换的正确性（后台任务，不可见）</w:t>
-      </w:r>
-    </w:p>
-    <w:p>
-      <w:pPr>
-        <w:numPr>
-          <w:ilvl w:val="0"/>
-          <w:numId w:val="1"/>
-        </w:numPr>
-        <w:ind w:left="425" w:leftChars="0" w:hanging="425" w:firstLineChars="0"/>
-      </w:pPr>
-      <w:r>
-        <w:rPr>
-          <w:rFonts w:hint="eastAsia"/>
-          <w:lang w:val="en-US" w:eastAsia="zh-CN"/>
-        </w:rPr>
-        <w:t>启动Jena-fuseki，</w:t>
-      </w:r>
-      <w:r>
-        <w:rPr>
-          <w:rFonts w:hint="eastAsia"/>
-          <w:b/>
-          <w:bCs/>
-        </w:rPr>
-        <w:t>D:\work\Ontology\apache-jena-fuseki-6.1.0&gt;fuseki-server --update --loc=../pizza-ontology/myPizzaDB /myPizzaDB</w:t>
-      </w:r>
       <w:r>
         <w:rPr>
           <w:rFonts w:hint="eastAsia"/>

--- a/pizza-ontology/myPizza本体环境搭建.docx
+++ b/pizza-ontology/myPizza本体环境搭建.docx
@@ -210,37 +210,7 @@
           <w:rFonts w:hint="eastAsia"/>
           <w:lang w:val="en-US" w:eastAsia="zh-CN"/>
         </w:rPr>
-        <w:t>创建ontop.properties、pizza-price.obda配置文件，启动ontop端点，D:\work\Ontology\ontop-cli-5.5.0\ontop endpoint --properties=myPizza.properties -m myPizza.obda</w:t>
-      </w:r>
-      <w:r>
-        <w:rPr>
-          <w:rFonts w:hint="eastAsia"/>
-          <w:lang w:eastAsia="zh-CN"/>
-        </w:rPr>
-        <w:t>，</w:t>
-      </w:r>
-      <w:r>
-        <w:rPr>
-          <w:rFonts w:hint="eastAsia"/>
-          <w:lang w:val="en-US" w:eastAsia="zh-CN"/>
-        </w:rPr>
-        <w:t>访问http://localhost:8080/，可以输入查询的SPARQL语言，生成查询结果，可用验证SPARQL到SQL转换的正确性（后台任务，不可见）</w:t>
-      </w:r>
-    </w:p>
-    <w:p>
-      <w:pPr>
-        <w:numPr>
-          <w:ilvl w:val="0"/>
-          <w:numId w:val="1"/>
-        </w:numPr>
-        <w:ind w:left="425" w:leftChars="0" w:hanging="425" w:firstLineChars="0"/>
-      </w:pPr>
-      <w:r>
-        <w:rPr>
-          <w:rFonts w:hint="eastAsia"/>
-          <w:lang w:val="en-US" w:eastAsia="zh-CN"/>
-        </w:rPr>
-        <w:t>启动Jena-fuseki，</w:t>
+        <w:t>创建ontop.properties、pizza-price.obda配置文件，启动ontop端点，</w:t>
       </w:r>
       <w:r>
         <w:rPr>
@@ -248,10 +218,86 @@
           <w:b/>
           <w:bCs/>
         </w:rPr>
-        <w:t>D:\work\Ontology\ontop-cli-5.5.0\ontop endpoint --properties=myPizza.properties -m myPizza.obda -t D:/work/Ontology/pizza-ontology/ontology/pizza-all.owl</w:t>
+        <w:t>D:\work\Ontology\ontop-cli-5.5.0\ontop endpoint --properties=myPizza.properties -m myPizza.obda -t D:/work/Ontology/pizza-ontology/ontology/pizza-all</w:t>
+      </w:r>
+      <w:r>
+        <w:rPr>
+          <w:rFonts w:hint="eastAsia"/>
+          <w:b/>
+          <w:bCs/>
+          <w:lang w:val="en-US" w:eastAsia="zh-CN"/>
+        </w:rPr>
+        <w:t>-classes</w:t>
       </w:r>
       <w:bookmarkStart w:id="0" w:name="_GoBack"/>
       <w:bookmarkEnd w:id="0"/>
+      <w:r>
+        <w:rPr>
+          <w:rFonts w:hint="eastAsia"/>
+          <w:b/>
+          <w:bCs/>
+        </w:rPr>
+        <w:t>.owl</w:t>
+      </w:r>
+      <w:r>
+        <w:rPr>
+          <w:rFonts w:hint="eastAsia"/>
+          <w:lang w:eastAsia="zh-CN"/>
+        </w:rPr>
+        <w:t>，</w:t>
+      </w:r>
+      <w:r>
+        <w:rPr>
+          <w:rFonts w:hint="eastAsia"/>
+          <w:lang w:val="en-US" w:eastAsia="zh-CN"/>
+        </w:rPr>
+        <w:t>访问http://localhost:8080/，可以输入查询的SPARQL语言，生成查询结果，可用验证SPARQL到SQL转换的正确性（后台任务，不可见）</w:t>
+      </w:r>
+    </w:p>
+    <w:p>
+      <w:pPr>
+        <w:numPr>
+          <w:ilvl w:val="0"/>
+          <w:numId w:val="1"/>
+        </w:numPr>
+        <w:ind w:left="425" w:leftChars="0" w:hanging="425" w:firstLineChars="0"/>
+      </w:pPr>
+      <w:r>
+        <w:rPr>
+          <w:rFonts w:hint="eastAsia"/>
+          <w:lang w:val="en-US" w:eastAsia="zh-CN"/>
+        </w:rPr>
+        <w:t>启动Jena-fuseki，</w:t>
+      </w:r>
+      <w:r>
+        <w:rPr>
+          <w:rFonts w:hint="eastAsia"/>
+          <w:b/>
+          <w:bCs/>
+          <w:color w:val="FF0000"/>
+        </w:rPr>
+        <w:t>D:\work\Ontology\ontop-cli-5.5.0\ontop endpoint --properties=myPizza.properties -m myPizza.obda -t D:/work/Ontology/pizza-ontology/ontology/pizza-all.owl</w:t>
+      </w:r>
+      <w:r>
+        <w:rPr>
+          <w:rFonts w:hint="eastAsia"/>
+          <w:b/>
+          <w:bCs/>
+          <w:color w:val="FF0000"/>
+          <w:lang w:eastAsia="zh-CN"/>
+        </w:rPr>
+        <w:t>（</w:t>
+      </w:r>
+      <w:r>
+        <w:rPr>
+          <w:rFonts w:hint="eastAsia"/>
+          <w:b/>
+          <w:bCs/>
+          <w:color w:val="FF0000"/>
+          <w:lang w:val="en-US" w:eastAsia="zh-CN"/>
+        </w:rPr>
+        <w:t>待确认）</w:t>
+      </w:r>
       <w:r>
         <w:rPr>
           <w:rFonts w:hint="eastAsia"/>

--- a/pizza-ontology/myPizza本体环境搭建.docx
+++ b/pizza-ontology/myPizza本体环境搭建.docx
@@ -229,8 +229,6 @@
         </w:rPr>
         <w:t>-classes</w:t>
       </w:r>
-      <w:bookmarkStart w:id="0" w:name="_GoBack"/>
-      <w:bookmarkEnd w:id="0"/>
       <w:r>
         <w:rPr>
           <w:rFonts w:hint="eastAsia"/>
@@ -349,6 +347,166 @@
         </w:rPr>
         <w:t>mvn clean compile exec:java -Dexec.mainClass="JenaSWRLValidator"</w:t>
       </w:r>
+    </w:p>
+    <w:p>
+      <w:pPr>
+        <w:numPr>
+          <w:ilvl w:val="0"/>
+          <w:numId w:val="1"/>
+        </w:numPr>
+        <w:ind w:left="425" w:leftChars="0" w:hanging="425" w:firstLineChars="0"/>
+        <w:rPr>
+          <w:rFonts w:hint="eastAsia" w:ascii="Segoe UI" w:hAnsi="Segoe UI" w:eastAsia="宋体" w:cs="Segoe UI"/>
+          <w:i w:val="0"/>
+          <w:iCs w:val="0"/>
+          <w:caps w:val="0"/>
+          <w:color w:val="0F1115"/>
+          <w:spacing w:val="0"/>
+          <w:kern w:val="2"/>
+          <w:sz w:val="19"/>
+          <w:szCs w:val="19"/>
+          <w:lang w:val="en-US" w:eastAsia="zh-CN" w:bidi="ar-SA"/>
+        </w:rPr>
+      </w:pPr>
+      <w:r>
+        <w:rPr>
+          <w:rFonts w:hint="eastAsia"/>
+          <w:b/>
+          <w:bCs/>
+          <w:lang w:val="en-US" w:eastAsia="zh-CN"/>
+        </w:rPr>
+        <w:t>BPMN的运行：</w:t>
+      </w:r>
+    </w:p>
+    <w:p>
+      <w:pPr>
+        <w:numPr>
+          <w:ilvl w:val="1"/>
+          <w:numId w:val="1"/>
+        </w:numPr>
+        <w:ind w:left="840" w:leftChars="0" w:hanging="420" w:firstLineChars="0"/>
+        <w:rPr>
+          <w:rFonts w:hint="eastAsia" w:ascii="Segoe UI" w:hAnsi="Segoe UI" w:eastAsia="宋体" w:cs="Segoe UI"/>
+          <w:i w:val="0"/>
+          <w:iCs w:val="0"/>
+          <w:caps w:val="0"/>
+          <w:color w:val="0F1115"/>
+          <w:spacing w:val="0"/>
+          <w:kern w:val="2"/>
+          <w:sz w:val="19"/>
+          <w:szCs w:val="19"/>
+          <w:lang w:val="en-US" w:eastAsia="zh-CN" w:bidi="ar-SA"/>
+        </w:rPr>
+      </w:pPr>
+      <w:r>
+        <w:rPr>
+          <w:rFonts w:hint="eastAsia"/>
+          <w:b w:val="0"/>
+          <w:bCs w:val="0"/>
+          <w:lang w:val="en-US" w:eastAsia="zh-CN"/>
+        </w:rPr>
+        <w:t>下载runtime(camunda8-run-8.9.6-windows-x86_64)和modeler(camunda-modeler-5.48.0-win-x64)</w:t>
+      </w:r>
+    </w:p>
+    <w:p>
+      <w:pPr>
+        <w:numPr>
+          <w:ilvl w:val="1"/>
+          <w:numId w:val="1"/>
+        </w:numPr>
+        <w:ind w:left="840" w:leftChars="0" w:hanging="420" w:firstLineChars="0"/>
+        <w:rPr>
+          <w:rFonts w:hint="eastAsia" w:ascii="Segoe UI" w:hAnsi="Segoe UI" w:eastAsia="宋体" w:cs="Segoe UI"/>
+          <w:i w:val="0"/>
+          <w:iCs w:val="0"/>
+          <w:caps w:val="0"/>
+          <w:color w:val="0F1115"/>
+          <w:spacing w:val="0"/>
+          <w:kern w:val="2"/>
+          <w:sz w:val="19"/>
+          <w:szCs w:val="19"/>
+          <w:lang w:val="en-US" w:eastAsia="zh-CN" w:bidi="ar-SA"/>
+        </w:rPr>
+      </w:pPr>
+      <w:r>
+        <w:rPr>
+          <w:rFonts w:hint="eastAsia" w:ascii="Segoe UI" w:hAnsi="Segoe UI" w:eastAsia="宋体" w:cs="Segoe UI"/>
+          <w:i w:val="0"/>
+          <w:iCs w:val="0"/>
+          <w:caps w:val="0"/>
+          <w:color w:val="0F1115"/>
+          <w:spacing w:val="0"/>
+          <w:kern w:val="2"/>
+          <w:sz w:val="19"/>
+          <w:szCs w:val="19"/>
+          <w:lang w:val="en-US" w:eastAsia="zh-CN" w:bidi="ar-SA"/>
+        </w:rPr>
+        <w:t>解压runtime，启动：</w:t>
+      </w:r>
+      <w:r>
+        <w:rPr>
+          <w:rFonts w:ascii="微软雅黑" w:hAnsi="微软雅黑" w:eastAsia="微软雅黑" w:cs="微软雅黑"/>
+          <w:i w:val="0"/>
+          <w:iCs w:val="0"/>
+          <w:caps w:val="0"/>
+          <w:color w:val="000000"/>
+          <w:spacing w:val="0"/>
+          <w:sz w:val="16"/>
+          <w:szCs w:val="16"/>
+        </w:rPr>
+        <w:t>c8run.exe start --port 9080</w:t>
+      </w:r>
+      <w:r>
+        <w:rPr>
+          <w:rFonts w:hint="eastAsia" w:ascii="微软雅黑" w:hAnsi="微软雅黑" w:eastAsia="微软雅黑" w:cs="微软雅黑"/>
+          <w:i w:val="0"/>
+          <w:iCs w:val="0"/>
+          <w:caps w:val="0"/>
+          <w:color w:val="000000"/>
+          <w:spacing w:val="0"/>
+          <w:sz w:val="16"/>
+          <w:szCs w:val="16"/>
+          <w:lang w:val="en-US" w:eastAsia="zh-CN"/>
+        </w:rPr>
+        <w:t xml:space="preserve">  （解决端口被占用）</w:t>
+      </w:r>
+    </w:p>
+    <w:p>
+      <w:pPr>
+        <w:numPr>
+          <w:ilvl w:val="1"/>
+          <w:numId w:val="1"/>
+        </w:numPr>
+        <w:ind w:left="840" w:leftChars="0" w:hanging="420" w:firstLineChars="0"/>
+        <w:rPr>
+          <w:rFonts w:hint="eastAsia" w:ascii="Segoe UI" w:hAnsi="Segoe UI" w:eastAsia="宋体" w:cs="Segoe UI"/>
+          <w:i w:val="0"/>
+          <w:iCs w:val="0"/>
+          <w:caps w:val="0"/>
+          <w:color w:val="0F1115"/>
+          <w:spacing w:val="0"/>
+          <w:kern w:val="2"/>
+          <w:sz w:val="19"/>
+          <w:szCs w:val="19"/>
+          <w:lang w:val="en-US" w:eastAsia="zh-CN" w:bidi="ar-SA"/>
+        </w:rPr>
+      </w:pPr>
+      <w:r>
+        <w:rPr>
+          <w:rFonts w:hint="eastAsia" w:ascii="微软雅黑" w:hAnsi="微软雅黑" w:eastAsia="微软雅黑" w:cs="微软雅黑"/>
+          <w:i w:val="0"/>
+          <w:iCs w:val="0"/>
+          <w:caps w:val="0"/>
+          <w:color w:val="000000"/>
+          <w:spacing w:val="0"/>
+          <w:sz w:val="16"/>
+          <w:szCs w:val="16"/>
+          <w:lang w:val="en-US" w:eastAsia="zh-CN"/>
+        </w:rPr>
+        <w:t>在IDEA的OntologyFramework中增加application.yml和OntologyJobWorker.java、PizzaApplication，启动为springboot的bean，监听camunda上来的任务</w:t>
+      </w:r>
+      <w:bookmarkStart w:id="0" w:name="_GoBack"/>
+      <w:bookmarkEnd w:id="0"/>
     </w:p>
     <w:p>
       <w:pPr>
@@ -824,7 +982,7 @@
 <w:numbering xmlns:wpc="http://schemas.microsoft.com/office/word/2010/wordprocessingCanvas" xmlns:mc="http://schemas.openxmlformats.org/markup-compatibility/2006" xmlns:o="urn:schemas-microsoft-com:office:office" xmlns:r="http://schemas.openxmlformats.org/officeDocument/2006/relationships" xmlns:m="http://schemas.openxmlformats.org/officeDocument/2006/math" xmlns:v="urn:schemas-microsoft-com:vml" xmlns:wp14="http://schemas.microsoft.com/office/word/2010/wordprocessingDrawing" xmlns:wp="http://schemas.openxmlformats.org/drawingml/2006/wordprocessingDrawing" xmlns:w10="urn:schemas-microsoft-com:office:word" xmlns:w="http://schemas.openxmlformats.org/wordprocessingml/2006/main" xmlns:w14="http://schemas.microsoft.com/office/word/2010/wordml" xmlns:wpg="http://schemas.microsoft.com/office/word/2010/wordprocessingGroup" xmlns:wpi="http://schemas.microsoft.com/office/word/2010/wordprocessingInk" xmlns:wne="http://schemas.microsoft.com/office/word/2006/wordml" xmlns:wps="http://schemas.microsoft.com/office/word/2010/wordprocessingShape" xmlns:wpsCustomData="http://www.wps.cn/officeDocument/2013/wpsCustomData" mc:Ignorable="w14 wp14">
   <w:abstractNum w:abstractNumId="0">
     <w:nsid w:val="1B0A8A0C"/>
-    <w:multiLevelType w:val="singleLevel"/>
+    <w:multiLevelType w:val="multilevel"/>
     <w:tmpl w:val="1B0A8A0C"/>
     <w:lvl w:ilvl="0" w:tentative="0">
       <w:start w:val="1"/>
@@ -833,6 +991,126 @@
       <w:lvlJc w:val="left"/>
       <w:pPr>
         <w:ind w:left="425" w:hanging="425"/>
+      </w:pPr>
+      <w:rPr>
+        <w:rFonts w:hint="default"/>
+      </w:rPr>
+    </w:lvl>
+    <w:lvl w:ilvl="1" w:tentative="0">
+      <w:start w:val="1"/>
+      <w:numFmt w:val="decimal"/>
+      <w:lvlText w:val="(%2)"/>
+      <w:lvlJc w:val="left"/>
+      <w:pPr>
+        <w:tabs>
+          <w:tab w:val="left" w:pos="840"/>
+        </w:tabs>
+        <w:ind w:left="840" w:leftChars="0" w:hanging="420" w:firstLineChars="0"/>
+      </w:pPr>
+      <w:rPr>
+        <w:rFonts w:hint="default"/>
+      </w:rPr>
+    </w:lvl>
+    <w:lvl w:ilvl="2" w:tentative="0">
+      <w:start w:val="1"/>
+      <w:numFmt w:val="decimalEnclosedCircleChinese"/>
+      <w:lvlText w:val="%3"/>
+      <w:lvlJc w:val="left"/>
+      <w:pPr>
+        <w:tabs>
+          <w:tab w:val="left" w:pos="1260"/>
+        </w:tabs>
+        <w:ind w:left="1260" w:leftChars="0" w:hanging="420" w:firstLineChars="0"/>
+      </w:pPr>
+      <w:rPr>
+        <w:rFonts w:hint="default"/>
+      </w:rPr>
+    </w:lvl>
+    <w:lvl w:ilvl="3" w:tentative="0">
+      <w:start w:val="1"/>
+      <w:numFmt w:val="decimal"/>
+      <w:lvlText w:val="%4)"/>
+      <w:lvlJc w:val="left"/>
+      <w:pPr>
+        <w:tabs>
+          <w:tab w:val="left" w:pos="1680"/>
+        </w:tabs>
+        <w:ind w:left="1680" w:leftChars="0" w:hanging="420" w:firstLineChars="0"/>
+      </w:pPr>
+      <w:rPr>
+        <w:rFonts w:hint="default"/>
+      </w:rPr>
+    </w:lvl>
+    <w:lvl w:ilvl="4" w:tentative="0">
+      <w:start w:val="1"/>
+      <w:numFmt w:val="lowerLetter"/>
+      <w:lvlText w:val="%5."/>
+      <w:lvlJc w:val="left"/>
+      <w:pPr>
+        <w:tabs>
+          <w:tab w:val="left" w:pos="2100"/>
+        </w:tabs>
+        <w:ind w:left="2100" w:leftChars="0" w:hanging="420" w:firstLineChars="0"/>
+      </w:pPr>
+      <w:rPr>
+        <w:rFonts w:hint="default"/>
+      </w:rPr>
+    </w:lvl>
+    <w:lvl w:ilvl="5" w:tentative="0">
+      <w:start w:val="1"/>
+      <w:numFmt w:val="lowerLetter"/>
+      <w:lvlText w:val="%6)"/>
+      <w:lvlJc w:val="left"/>
+      <w:pPr>
+        <w:tabs>
+          <w:tab w:val="left" w:pos="2520"/>
+        </w:tabs>
+        <w:ind w:left="2520" w:leftChars="0" w:hanging="420" w:firstLineChars="0"/>
+      </w:pPr>
+      <w:rPr>
+        <w:rFonts w:hint="default"/>
+      </w:rPr>
+    </w:lvl>
+    <w:lvl w:ilvl="6" w:tentative="0">
+      <w:start w:val="1"/>
+      <w:numFmt w:val="lowerRoman"/>
+      <w:lvlText w:val="%7."/>
+      <w:lvlJc w:val="left"/>
+      <w:pPr>
+        <w:tabs>
+          <w:tab w:val="left" w:pos="2940"/>
+        </w:tabs>
+        <w:ind w:left="2940" w:leftChars="0" w:hanging="420" w:firstLineChars="0"/>
+      </w:pPr>
+      <w:rPr>
+        <w:rFonts w:hint="default"/>
+      </w:rPr>
+    </w:lvl>
+    <w:lvl w:ilvl="7" w:tentative="0">
+      <w:start w:val="1"/>
+      <w:numFmt w:val="lowerRoman"/>
+      <w:lvlText w:val="%8)"/>
+      <w:lvlJc w:val="left"/>
+      <w:pPr>
+        <w:tabs>
+          <w:tab w:val="left" w:pos="3360"/>
+        </w:tabs>
+        <w:ind w:left="3360" w:leftChars="0" w:hanging="420" w:firstLineChars="0"/>
+      </w:pPr>
+      <w:rPr>
+        <w:rFonts w:hint="default"/>
+      </w:rPr>
+    </w:lvl>
+    <w:lvl w:ilvl="8" w:tentative="0">
+      <w:start w:val="1"/>
+      <w:numFmt w:val="lowerLetter"/>
+      <w:lvlText w:val="%9."/>
+      <w:lvlJc w:val="left"/>
+      <w:pPr>
+        <w:tabs>
+          <w:tab w:val="left" w:pos="3780"/>
+        </w:tabs>
+        <w:ind w:left="3780" w:leftChars="0" w:hanging="420" w:firstLineChars="0"/>
       </w:pPr>
       <w:rPr>
         <w:rFonts w:hint="default"/>

--- a/pizza-ontology/myPizza本体环境搭建.docx
+++ b/pizza-ontology/myPizza本体环境搭建.docx
@@ -505,8 +505,6 @@
         </w:rPr>
         <w:t>在IDEA的OntologyFramework中增加application.yml和OntologyJobWorker.java、PizzaApplication，启动为springboot的bean，监听camunda上来的任务</w:t>
       </w:r>
-      <w:bookmarkStart w:id="0" w:name="_GoBack"/>
-      <w:bookmarkEnd w:id="0"/>
     </w:p>
     <w:p>
       <w:pPr>
@@ -955,17 +953,208 @@
       </w:pPr>
       <w:r>
         <w:rPr>
-          <w:rFonts w:ascii="Segoe UI" w:hAnsi="Segoe UI" w:eastAsia="Segoe UI" w:cs="Segoe UI"/>
-          <w:i w:val="0"/>
-          <w:iCs w:val="0"/>
-          <w:caps w:val="0"/>
-          <w:color w:val="0F1115"/>
-          <w:spacing w:val="0"/>
-          <w:sz w:val="19"/>
-          <w:szCs w:val="19"/>
-          <w:shd w:val="clear" w:fill="EDF3FE"/>
+          <w:rFonts w:hint="eastAsia" w:ascii="Segoe UI" w:hAnsi="Segoe UI" w:eastAsia="宋体" w:cs="Segoe UI"/>
+          <w:i w:val="0"/>
+          <w:iCs w:val="0"/>
+          <w:caps w:val="0"/>
+          <w:color w:val="0F1115"/>
+          <w:spacing w:val="0"/>
+          <w:sz w:val="19"/>
+          <w:szCs w:val="19"/>
+          <w:shd w:val="clear" w:fill="FFFFFF"/>
+          <w:lang w:val="en-US" w:eastAsia="zh-CN"/>
         </w:rPr>
         <w:t>myPizza.owl是主要的披萨本体，NeapolitanPizza的定义在这个本体中，应该从这个本体中查找其关联的工艺的操作时长</w:t>
+      </w:r>
+    </w:p>
+    <w:p>
+      <w:pPr>
+        <w:numPr>
+          <w:ilvl w:val="0"/>
+          <w:numId w:val="1"/>
+        </w:numPr>
+        <w:ind w:left="425" w:leftChars="0" w:hanging="425" w:firstLineChars="0"/>
+        <w:rPr>
+          <w:rFonts w:hint="eastAsia" w:ascii="Segoe UI" w:hAnsi="Segoe UI" w:eastAsia="宋体" w:cs="Segoe UI"/>
+          <w:i w:val="0"/>
+          <w:iCs w:val="0"/>
+          <w:caps w:val="0"/>
+          <w:color w:val="0F1115"/>
+          <w:spacing w:val="0"/>
+          <w:sz w:val="19"/>
+          <w:szCs w:val="19"/>
+          <w:shd w:val="clear" w:fill="FFFFFF"/>
+          <w:lang w:val="en-US" w:eastAsia="zh-CN"/>
+        </w:rPr>
+      </w:pPr>
+      <w:r>
+        <w:rPr>
+          <w:rFonts w:hint="eastAsia" w:ascii="Segoe UI" w:hAnsi="Segoe UI" w:eastAsia="宋体" w:cs="Segoe UI"/>
+          <w:i w:val="0"/>
+          <w:iCs w:val="0"/>
+          <w:caps w:val="0"/>
+          <w:color w:val="0F1115"/>
+          <w:spacing w:val="0"/>
+          <w:sz w:val="19"/>
+          <w:szCs w:val="19"/>
+          <w:shd w:val="clear" w:fill="FFFFFF"/>
+          <w:lang w:val="en-US" w:eastAsia="zh-CN"/>
+        </w:rPr>
+        <w:t>安装rabbitMQ（因为windows支持最好的消息中间件），先下载并解压Erlang（D:\work\Ontology\otp_win64_28.5.0.3），设置环境变量</w:t>
+      </w:r>
+      <w:r>
+        <w:rPr>
+          <w:rFonts w:ascii="Consolas" w:hAnsi="Consolas" w:eastAsia="Consolas" w:cs="Consolas"/>
+          <w:i w:val="0"/>
+          <w:iCs w:val="0"/>
+          <w:caps w:val="0"/>
+          <w:color w:val="222222"/>
+          <w:spacing w:val="0"/>
+          <w:sz w:val="21"/>
+          <w:szCs w:val="21"/>
+        </w:rPr>
+        <w:t>ERLANG_HOME</w:t>
+      </w:r>
+      <w:r>
+        <w:rPr>
+          <w:rFonts w:hint="eastAsia" w:ascii="Consolas" w:hAnsi="Consolas" w:eastAsia="宋体" w:cs="Consolas"/>
+          <w:i w:val="0"/>
+          <w:iCs w:val="0"/>
+          <w:caps w:val="0"/>
+          <w:color w:val="222222"/>
+          <w:spacing w:val="0"/>
+          <w:sz w:val="21"/>
+          <w:szCs w:val="21"/>
+          <w:lang w:eastAsia="zh-CN"/>
+        </w:rPr>
+        <w:t>，</w:t>
+      </w:r>
+      <w:r>
+        <w:rPr>
+          <w:rFonts w:hint="eastAsia" w:ascii="Consolas" w:hAnsi="Consolas" w:eastAsia="宋体" w:cs="Consolas"/>
+          <w:i w:val="0"/>
+          <w:iCs w:val="0"/>
+          <w:caps w:val="0"/>
+          <w:color w:val="222222"/>
+          <w:spacing w:val="0"/>
+          <w:sz w:val="21"/>
+          <w:szCs w:val="21"/>
+          <w:lang w:val="en-US" w:eastAsia="zh-CN"/>
+        </w:rPr>
+        <w:t>指向</w:t>
+      </w:r>
+      <w:r>
+        <w:rPr>
+          <w:rFonts w:hint="eastAsia" w:ascii="Segoe UI" w:hAnsi="Segoe UI" w:eastAsia="宋体" w:cs="Segoe UI"/>
+          <w:i w:val="0"/>
+          <w:iCs w:val="0"/>
+          <w:caps w:val="0"/>
+          <w:color w:val="0F1115"/>
+          <w:spacing w:val="0"/>
+          <w:sz w:val="19"/>
+          <w:szCs w:val="19"/>
+          <w:shd w:val="clear" w:fill="FFFFFF"/>
+          <w:lang w:val="en-US" w:eastAsia="zh-CN"/>
+        </w:rPr>
+        <w:t>D:\work\Ontology\otp_win64_28.5.0.3，下载并解压RabitMQ，可以运行rabbitmqctl --version查看rabbitMQ版本(当前最新的RabbitMQ还不支持Erlang 29）。运行rabbitmq-plugins enable rabbitmq_management，启动UI，运行rabbitmq-server.bat启动RabbitMQ，浏览器访问http://localhost:15672/，输入</w:t>
+      </w:r>
+      <w:r>
+        <w:rPr>
+          <w:rFonts w:ascii="Consolas" w:hAnsi="Consolas" w:eastAsia="Consolas" w:cs="Consolas"/>
+          <w:i w:val="0"/>
+          <w:iCs w:val="0"/>
+          <w:caps w:val="0"/>
+          <w:color w:val="222222"/>
+          <w:spacing w:val="0"/>
+          <w:sz w:val="21"/>
+          <w:szCs w:val="21"/>
+        </w:rPr>
+        <w:t>guest</w:t>
+      </w:r>
+      <w:r>
+        <w:rPr>
+          <w:rFonts w:hint="eastAsia" w:ascii="Consolas" w:hAnsi="Consolas" w:eastAsia="宋体" w:cs="Consolas"/>
+          <w:i w:val="0"/>
+          <w:iCs w:val="0"/>
+          <w:caps w:val="0"/>
+          <w:color w:val="222222"/>
+          <w:spacing w:val="0"/>
+          <w:sz w:val="21"/>
+          <w:szCs w:val="21"/>
+          <w:lang w:val="en-US" w:eastAsia="zh-CN"/>
+        </w:rPr>
+        <w:t>/</w:t>
+      </w:r>
+      <w:r>
+        <w:rPr>
+          <w:rFonts w:ascii="Consolas" w:hAnsi="Consolas" w:eastAsia="Consolas" w:cs="Consolas"/>
+          <w:i w:val="0"/>
+          <w:iCs w:val="0"/>
+          <w:caps w:val="0"/>
+          <w:color w:val="222222"/>
+          <w:spacing w:val="0"/>
+          <w:sz w:val="21"/>
+          <w:szCs w:val="21"/>
+        </w:rPr>
+        <w:t>guest</w:t>
+      </w:r>
+      <w:r>
+        <w:rPr>
+          <w:rFonts w:hint="eastAsia" w:ascii="Consolas" w:hAnsi="Consolas" w:eastAsia="宋体" w:cs="Consolas"/>
+          <w:i w:val="0"/>
+          <w:iCs w:val="0"/>
+          <w:caps w:val="0"/>
+          <w:color w:val="222222"/>
+          <w:spacing w:val="0"/>
+          <w:sz w:val="21"/>
+          <w:szCs w:val="21"/>
+          <w:lang w:val="en-US" w:eastAsia="zh-CN"/>
+        </w:rPr>
+        <w:t>可以登录查看，应用访问端口为：</w:t>
+      </w:r>
+      <w:bookmarkStart w:id="0" w:name="_GoBack"/>
+      <w:bookmarkEnd w:id="0"/>
+      <w:r>
+        <w:rPr>
+          <w:rFonts w:hint="eastAsia" w:ascii="Consolas" w:hAnsi="Consolas" w:eastAsia="宋体" w:cs="Consolas"/>
+          <w:i w:val="0"/>
+          <w:iCs w:val="0"/>
+          <w:caps w:val="0"/>
+          <w:color w:val="222222"/>
+          <w:spacing w:val="0"/>
+          <w:sz w:val="21"/>
+          <w:szCs w:val="21"/>
+          <w:lang w:val="en-US" w:eastAsia="zh-CN"/>
+        </w:rPr>
+        <w:t>AMQP 端口</w:t>
+      </w:r>
+      <w:r>
+        <w:rPr>
+          <w:rFonts w:hint="eastAsia" w:ascii="Consolas" w:hAnsi="Consolas" w:eastAsia="宋体" w:cs="Consolas"/>
+          <w:i w:val="0"/>
+          <w:iCs w:val="0"/>
+          <w:caps w:val="0"/>
+          <w:color w:val="222222"/>
+          <w:spacing w:val="0"/>
+          <w:sz w:val="21"/>
+          <w:szCs w:val="21"/>
+          <w:lang w:val="en-US" w:eastAsia="zh-CN"/>
+        </w:rPr>
+        <w:tab/>
+      </w:r>
+      <w:r>
+        <w:rPr>
+          <w:rFonts w:hint="eastAsia" w:ascii="Consolas" w:hAnsi="Consolas" w:eastAsia="宋体" w:cs="Consolas"/>
+          <w:i w:val="0"/>
+          <w:iCs w:val="0"/>
+          <w:caps w:val="0"/>
+          <w:color w:val="222222"/>
+          <w:spacing w:val="0"/>
+          <w:sz w:val="21"/>
+          <w:szCs w:val="21"/>
+          <w:lang w:val="en-US" w:eastAsia="zh-CN"/>
+        </w:rPr>
+        <w:t>5672（应用程序连接用）</w:t>
       </w:r>
     </w:p>
     <w:sectPr>
